--- a/fixtures/docx/cmt-stories.docx
+++ b/fixtures/docx/cmt-stories.docx
@@ -10,7 +10,7 @@
         <mc:AlternateContent>
           <mc:Choice Requires="wps">
             <w:drawing>
-              <wp:anchor distT="0" distB="0" distL="114300" distR="114300" simplePos="0" relativeHeight="251659264" behindDoc="0" locked="0" layoutInCell="1" allowOverlap="1" wp14:anchorId="427F76C9" wp14:editId="253ADB6B">
+              <wp:anchor distT="0" distB="0" distL="114300" distR="114300" simplePos="0" relativeHeight="251659264" behindDoc="0" locked="0" layoutInCell="1" allowOverlap="1" wp14:anchorId="44F7902B" wp14:editId="52E03A9A">
                 <wp:simplePos x="0" y="0"/>
                 <wp:positionH relativeFrom="column">
                   <wp:posOffset>355600</wp:posOffset>
@@ -21,7 +21,7 @@
                 <wp:extent cx="2540000" cy="635000"/>
                 <wp:effectExtent l="0" t="0" r="12700" b="12700"/>
                 <wp:wrapNone/>
-                <wp:docPr id="433628523" name="Text Box 1"/>
+                <wp:docPr id="340846948" name="Text Box 1"/>
                 <wp:cNvGraphicFramePr/>
                 <a:graphic xmlns:a="http://schemas.openxmlformats.org/drawingml/2006/main">
                   <a:graphicData uri="http://schemas.microsoft.com/office/word/2010/wordprocessingShape">
@@ -65,7 +65,7 @@
           </mc:Choice>
           <mc:Fallback>
             <w:pict>
-              <v:shapetype w14:anchorId="427F76C9" id="_x0000_t202" coordsize="21600,21600" o:spt="202" path="m,l,21600r21600,l21600,xe">
+              <v:shapetype w14:anchorId="44F7902B" id="_x0000_t202" coordsize="21600,21600" o:spt="202" path="m,l,21600r21600,l21600,xe">
                 <v:stroke joinstyle="miter"/>
                 <v:path gradientshapeok="t" o:connecttype="rect"/>
               </v:shapetype>
@@ -137,7 +137,7 @@
 
 <file path=word/comments.xml><?xml version="1.0" encoding="utf-8"?>
 <w:comments xmlns:wpc="http://schemas.microsoft.com/office/word/2010/wordprocessingCanvas" xmlns:cx="http://schemas.microsoft.com/office/drawing/2014/chartex" xmlns:cx1="http://schemas.microsoft.com/office/drawing/2015/9/8/chartex" xmlns:cx2="http://schemas.microsoft.com/office/drawing/2015/10/21/chartex" xmlns:cx3="http://schemas.microsoft.com/office/drawing/2016/5/9/chartex" xmlns:cx4="http://schemas.microsoft.com/office/drawing/2016/5/10/chartex" xmlns:cx5="http://schemas.microsoft.com/office/drawing/2016/5/11/chartex" xmlns:cx6="http://schemas.microsoft.com/office/drawing/2016/5/12/chartex" xmlns:cx7="http://schemas.microsoft.com/office/drawing/2016/5/13/chartex" xmlns:cx8="http://schemas.microsoft.com/office/drawing/2016/5/14/chartex" xmlns:mc="http://schemas.openxmlformats.org/markup-compatibility/2006" xmlns:aink="http://schemas.microsoft.com/office/drawing/2016/ink" xmlns:am3d="http://schemas.microsoft.com/office/drawing/2017/model3d" xmlns:o="urn:schemas-microsoft-com:office:office" xmlns:oel="http://schemas.microsoft.com/office/2019/extlst" xmlns:r="http://schemas.openxmlformats.org/officeDocument/2006/relationships" xmlns:m="http://schemas.openxmlformats.org/officeDocument/2006/math" xmlns:v="urn:schemas-microsoft-com:vml" xmlns:wp14="http://schemas.microsoft.com/office/word/2010/wordprocessingDrawing" xmlns:wp="http://schemas.openxmlformats.org/drawingml/2006/wordprocessingDrawing" xmlns:w10="urn:schemas-microsoft-com:office:word" xmlns:w="http://schemas.openxmlformats.org/wordprocessingml/2006/main" xmlns:w14="http://schemas.microsoft.com/office/word/2010/wordml" xmlns:w15="http://schemas.microsoft.com/office/word/2012/wordml" xmlns:w16cex="http://schemas.microsoft.com/office/word/2018/wordml/cex" xmlns:w16cid="http://schemas.microsoft.com/office/word/2016/wordml/cid" xmlns:w16="http://schemas.microsoft.com/office/word/2018/wordml" xmlns:w16du="http://schemas.microsoft.com/office/word/2023/wordml/word16du" xmlns:w16sdtdh="http://schemas.microsoft.com/office/word/2020/wordml/sdtdatahash" xmlns:w16sdtfl="http://schemas.microsoft.com/office/word/2024/wordml/sdtformatlock" xmlns:w16se="http://schemas.microsoft.com/office/word/2015/wordml/symex" xmlns:wpg="http://schemas.microsoft.com/office/word/2010/wordprocessingGroup" xmlns:wpi="http://schemas.microsoft.com/office/word/2010/wordprocessingInk" xmlns:wne="http://schemas.microsoft.com/office/word/2006/wordml" xmlns:wps="http://schemas.microsoft.com/office/word/2010/wordprocessingShape" mc:Ignorable="w14 w15 w16se w16cid w16 w16cex w16sdtdh w16sdtfl w16du wp14">
-  <w:comment w:id="0" w:author="Author A" w:date="2026-10-11T16:40:00Z" w:initials="AA">
+  <w:comment w:id="0" w:author="Author A" w:date="2026-10-11T18:21:00Z" w:initials="AA">
     <w:p>
       <w:pPr>
         <w:pStyle w:val="CommentText"/>
@@ -158,19 +158,19 @@
 
 <file path=word/commentsExtended.xml><?xml version="1.0" encoding="utf-8"?>
 <w15:commentsEx xmlns:wpc="http://schemas.microsoft.com/office/word/2010/wordprocessingCanvas" xmlns:cx="http://schemas.microsoft.com/office/drawing/2014/chartex" xmlns:cx1="http://schemas.microsoft.com/office/drawing/2015/9/8/chartex" xmlns:cx2="http://schemas.microsoft.com/office/drawing/2015/10/21/chartex" xmlns:cx3="http://schemas.microsoft.com/office/drawing/2016/5/9/chartex" xmlns:cx4="http://schemas.microsoft.com/office/drawing/2016/5/10/chartex" xmlns:cx5="http://schemas.microsoft.com/office/drawing/2016/5/11/chartex" xmlns:cx6="http://schemas.microsoft.com/office/drawing/2016/5/12/chartex" xmlns:cx7="http://schemas.microsoft.com/office/drawing/2016/5/13/chartex" xmlns:cx8="http://schemas.microsoft.com/office/drawing/2016/5/14/chartex" xmlns:mc="http://schemas.openxmlformats.org/markup-compatibility/2006" xmlns:aink="http://schemas.microsoft.com/office/drawing/2016/ink" xmlns:am3d="http://schemas.microsoft.com/office/drawing/2017/model3d" xmlns:o="urn:schemas-microsoft-com:office:office" xmlns:oel="http://schemas.microsoft.com/office/2019/extlst" xmlns:r="http://schemas.openxmlformats.org/officeDocument/2006/relationships" xmlns:m="http://schemas.openxmlformats.org/officeDocument/2006/math" xmlns:v="urn:schemas-microsoft-com:vml" xmlns:wp14="http://schemas.microsoft.com/office/word/2010/wordprocessingDrawing" xmlns:wp="http://schemas.openxmlformats.org/drawingml/2006/wordprocessingDrawing" xmlns:w10="urn:schemas-microsoft-com:office:word" xmlns:w="http://schemas.openxmlformats.org/wordprocessingml/2006/main" xmlns:w14="http://schemas.microsoft.com/office/word/2010/wordml" xmlns:w15="http://schemas.microsoft.com/office/word/2012/wordml" xmlns:w16cex="http://schemas.microsoft.com/office/word/2018/wordml/cex" xmlns:w16cid="http://schemas.microsoft.com/office/word/2016/wordml/cid" xmlns:w16="http://schemas.microsoft.com/office/word/2018/wordml" xmlns:w16du="http://schemas.microsoft.com/office/word/2023/wordml/word16du" xmlns:w16sdtdh="http://schemas.microsoft.com/office/word/2020/wordml/sdtdatahash" xmlns:w16sdtfl="http://schemas.microsoft.com/office/word/2024/wordml/sdtformatlock" xmlns:w16se="http://schemas.microsoft.com/office/word/2015/wordml/symex" xmlns:wpg="http://schemas.microsoft.com/office/word/2010/wordprocessingGroup" xmlns:wpi="http://schemas.microsoft.com/office/word/2010/wordprocessingInk" xmlns:wne="http://schemas.microsoft.com/office/word/2006/wordml" xmlns:wps="http://schemas.microsoft.com/office/word/2010/wordprocessingShape" mc:Ignorable="w14 w15 w16se w16cid w16 w16cex w16sdtdh w16sdtfl w16du wp14">
-  <w15:commentEx w15:paraId="7A74310C" w15:done="0"/>
+  <w15:commentEx w15:paraId="28BB4E0D" w15:done="0"/>
 </w15:commentsEx>
 </file>
 
 <file path=word/commentsExtensible.xml><?xml version="1.0" encoding="utf-8"?>
 <w16cex:commentsExtensible xmlns:wpc="http://schemas.microsoft.com/office/word/2010/wordprocessingCanvas" xmlns:cx="http://schemas.microsoft.com/office/drawing/2014/chartex" xmlns:cx1="http://schemas.microsoft.com/office/drawing/2015/9/8/chartex" xmlns:cx2="http://schemas.microsoft.com/office/drawing/2015/10/21/chartex" xmlns:cx3="http://schemas.microsoft.com/office/drawing/2016/5/9/chartex" xmlns:cx4="http://schemas.microsoft.com/office/drawing/2016/5/10/chartex" xmlns:cx5="http://schemas.microsoft.com/office/drawing/2016/5/11/chartex" xmlns:cx6="http://schemas.microsoft.com/office/drawing/2016/5/12/chartex" xmlns:cx7="http://schemas.microsoft.com/office/drawing/2016/5/13/chartex" xmlns:cx8="http://schemas.microsoft.com/office/drawing/2016/5/14/chartex" xmlns:cr="http://schemas.microsoft.com/office/comments/2020/reactions" xmlns:mc="http://schemas.openxmlformats.org/markup-compatibility/2006" xmlns:aink="http://schemas.microsoft.com/office/drawing/2016/ink" xmlns:am3d="http://schemas.microsoft.com/office/drawing/2017/model3d" xmlns:o="urn:schemas-microsoft-com:office:office" xmlns:oel="http://schemas.microsoft.com/office/2019/extlst" xmlns:r="http://schemas.openxmlformats.org/officeDocument/2006/relationships" xmlns:m="http://schemas.openxmlformats.org/officeDocument/2006/math" xmlns:v="urn:schemas-microsoft-com:vml" xmlns:wp14="http://schemas.microsoft.com/office/word/2010/wordprocessingDrawing" xmlns:wp="http://schemas.openxmlformats.org/drawingml/2006/wordprocessingDrawing" xmlns:w10="urn:schemas-microsoft-com:office:word" xmlns:w="http://schemas.openxmlformats.org/wordprocessingml/2006/main" xmlns:w14="http://schemas.microsoft.com/office/word/2010/wordml" xmlns:w15="http://schemas.microsoft.com/office/word/2012/wordml" xmlns:w16cex="http://schemas.microsoft.com/office/word/2018/wordml/cex" xmlns:w16cid="http://schemas.microsoft.com/office/word/2016/wordml/cid" xmlns:w16="http://schemas.microsoft.com/office/word/2018/wordml" xmlns:w16du="http://schemas.microsoft.com/office/word/2023/wordml/word16du" xmlns:w16sdtdh="http://schemas.microsoft.com/office/word/2020/wordml/sdtdatahash" xmlns:w16sdtfl="http://schemas.microsoft.com/office/word/2024/wordml/sdtformatlock" xmlns:w16se="http://schemas.microsoft.com/office/word/2015/wordml/symex" xmlns:wpg="http://schemas.microsoft.com/office/word/2010/wordprocessingGroup" xmlns:wpi="http://schemas.microsoft.com/office/word/2010/wordprocessingInk" xmlns:wne="http://schemas.microsoft.com/office/word/2006/wordml" xmlns:wps="http://schemas.microsoft.com/office/word/2010/wordprocessingShape" mc:Ignorable="w14 w15 w16se w16cid w16 w16cex w16sdtdh w16sdtfl cr w16du wp14">
-  <w16cex:commentExtensible w16cex:durableId="64308B8E" w16cex:dateUtc="2026-10-11T15:40:00Z"/>
+  <w16cex:commentExtensible w16cex:durableId="20F8D446" w16cex:dateUtc="2026-10-11T17:21:00Z"/>
 </w16cex:commentsExtensible>
 </file>
 
 <file path=word/commentsIds.xml><?xml version="1.0" encoding="utf-8"?>
 <w16cid:commentsIds xmlns:wpc="http://schemas.microsoft.com/office/word/2010/wordprocessingCanvas" xmlns:cx="http://schemas.microsoft.com/office/drawing/2014/chartex" xmlns:cx1="http://schemas.microsoft.com/office/drawing/2015/9/8/chartex" xmlns:cx2="http://schemas.microsoft.com/office/drawing/2015/10/21/chartex" xmlns:cx3="http://schemas.microsoft.com/office/drawing/2016/5/9/chartex" xmlns:cx4="http://schemas.microsoft.com/office/drawing/2016/5/10/chartex" xmlns:cx5="http://schemas.microsoft.com/office/drawing/2016/5/11/chartex" xmlns:cx6="http://schemas.microsoft.com/office/drawing/2016/5/12/chartex" xmlns:cx7="http://schemas.microsoft.com/office/drawing/2016/5/13/chartex" xmlns:cx8="http://schemas.microsoft.com/office/drawing/2016/5/14/chartex" xmlns:mc="http://schemas.openxmlformats.org/markup-compatibility/2006" xmlns:aink="http://schemas.microsoft.com/office/drawing/2016/ink" xmlns:am3d="http://schemas.microsoft.com/office/drawing/2017/model3d" xmlns:o="urn:schemas-microsoft-com:office:office" xmlns:oel="http://schemas.microsoft.com/office/2019/extlst" xmlns:r="http://schemas.openxmlformats.org/officeDocument/2006/relationships" xmlns:m="http://schemas.openxmlformats.org/officeDocument/2006/math" xmlns:v="urn:schemas-microsoft-com:vml" xmlns:wp14="http://schemas.microsoft.com/office/word/2010/wordprocessingDrawing" xmlns:wp="http://schemas.openxmlformats.org/drawingml/2006/wordprocessingDrawing" xmlns:w10="urn:schemas-microsoft-com:office:word" xmlns:w="http://schemas.openxmlformats.org/wordprocessingml/2006/main" xmlns:w14="http://schemas.microsoft.com/office/word/2010/wordml" xmlns:w15="http://schemas.microsoft.com/office/word/2012/wordml" xmlns:w16cex="http://schemas.microsoft.com/office/word/2018/wordml/cex" xmlns:w16cid="http://schemas.microsoft.com/office/word/2016/wordml/cid" xmlns:w16="http://schemas.microsoft.com/office/word/2018/wordml" xmlns:w16du="http://schemas.microsoft.com/office/word/2023/wordml/word16du" xmlns:w16sdtdh="http://schemas.microsoft.com/office/word/2020/wordml/sdtdatahash" xmlns:w16sdtfl="http://schemas.microsoft.com/office/word/2024/wordml/sdtformatlock" xmlns:w16se="http://schemas.microsoft.com/office/word/2015/wordml/symex" xmlns:wpg="http://schemas.microsoft.com/office/word/2010/wordprocessingGroup" xmlns:wpi="http://schemas.microsoft.com/office/word/2010/wordprocessingInk" xmlns:wne="http://schemas.microsoft.com/office/word/2006/wordml" xmlns:wps="http://schemas.microsoft.com/office/word/2010/wordprocessingShape" mc:Ignorable="w14 w15 w16se w16cid w16 w16cex w16sdtdh w16sdtfl w16du wp14">
-  <w16cid:commentId w16cid:paraId="7A74310C" w16cid:durableId="64308B8E"/>
+  <w16cid:commentId w16cid:paraId="28BB4E0D" w16cid:durableId="20F8D446"/>
 </w16cid:commentsIds>
 </file>
 
@@ -722,7 +722,7 @@
     <w:link w:val="Heading1Char"/>
     <w:uiPriority w:val="9"/>
     <w:qFormat/>
-    <w:rsid w:val="005A1449"/>
+    <w:rsid w:val="008473A7"/>
     <w:pPr>
       <w:keepNext/>
       <w:keepLines/>
@@ -745,7 +745,7 @@
     <w:semiHidden/>
     <w:unhideWhenUsed/>
     <w:qFormat/>
-    <w:rsid w:val="005A1449"/>
+    <w:rsid w:val="008473A7"/>
     <w:pPr>
       <w:keepNext/>
       <w:keepLines/>
@@ -768,7 +768,7 @@
     <w:semiHidden/>
     <w:unhideWhenUsed/>
     <w:qFormat/>
-    <w:rsid w:val="005A1449"/>
+    <w:rsid w:val="008473A7"/>
     <w:pPr>
       <w:keepNext/>
       <w:keepLines/>
@@ -791,7 +791,7 @@
     <w:semiHidden/>
     <w:unhideWhenUsed/>
     <w:qFormat/>
-    <w:rsid w:val="005A1449"/>
+    <w:rsid w:val="008473A7"/>
     <w:pPr>
       <w:keepNext/>
       <w:keepLines/>
@@ -814,7 +814,7 @@
     <w:semiHidden/>
     <w:unhideWhenUsed/>
     <w:qFormat/>
-    <w:rsid w:val="005A1449"/>
+    <w:rsid w:val="008473A7"/>
     <w:pPr>
       <w:keepNext/>
       <w:keepLines/>
@@ -835,7 +835,7 @@
     <w:semiHidden/>
     <w:unhideWhenUsed/>
     <w:qFormat/>
-    <w:rsid w:val="005A1449"/>
+    <w:rsid w:val="008473A7"/>
     <w:pPr>
       <w:keepNext/>
       <w:keepLines/>
@@ -858,7 +858,7 @@
     <w:semiHidden/>
     <w:unhideWhenUsed/>
     <w:qFormat/>
-    <w:rsid w:val="005A1449"/>
+    <w:rsid w:val="008473A7"/>
     <w:pPr>
       <w:keepNext/>
       <w:keepLines/>
@@ -879,7 +879,7 @@
     <w:semiHidden/>
     <w:unhideWhenUsed/>
     <w:qFormat/>
-    <w:rsid w:val="005A1449"/>
+    <w:rsid w:val="008473A7"/>
     <w:pPr>
       <w:keepNext/>
       <w:keepLines/>
@@ -902,7 +902,7 @@
     <w:semiHidden/>
     <w:unhideWhenUsed/>
     <w:qFormat/>
-    <w:rsid w:val="005A1449"/>
+    <w:rsid w:val="008473A7"/>
     <w:pPr>
       <w:keepNext/>
       <w:keepLines/>
@@ -946,7 +946,7 @@
     <w:basedOn w:val="DefaultParagraphFont"/>
     <w:link w:val="Heading1"/>
     <w:uiPriority w:val="9"/>
-    <w:rsid w:val="005A1449"/>
+    <w:rsid w:val="008473A7"/>
     <w:rPr>
       <w:rFonts w:asciiTheme="majorHAnsi" w:eastAsiaTheme="majorEastAsia" w:hAnsiTheme="majorHAnsi" w:cstheme="majorBidi"/>
       <w:color w:val="2F5496" w:themeColor="accent1" w:themeShade="BF"/>
@@ -960,7 +960,7 @@
     <w:link w:val="Heading2"/>
     <w:uiPriority w:val="9"/>
     <w:semiHidden/>
-    <w:rsid w:val="005A1449"/>
+    <w:rsid w:val="008473A7"/>
     <w:rPr>
       <w:rFonts w:asciiTheme="majorHAnsi" w:eastAsiaTheme="majorEastAsia" w:hAnsiTheme="majorHAnsi" w:cstheme="majorBidi"/>
       <w:color w:val="2F5496" w:themeColor="accent1" w:themeShade="BF"/>
@@ -974,7 +974,7 @@
     <w:link w:val="Heading3"/>
     <w:uiPriority w:val="9"/>
     <w:semiHidden/>
-    <w:rsid w:val="005A1449"/>
+    <w:rsid w:val="008473A7"/>
     <w:rPr>
       <w:rFonts w:eastAsiaTheme="majorEastAsia" w:cstheme="majorBidi"/>
       <w:color w:val="2F5496" w:themeColor="accent1" w:themeShade="BF"/>
@@ -988,7 +988,7 @@
     <w:link w:val="Heading4"/>
     <w:uiPriority w:val="9"/>
     <w:semiHidden/>
-    <w:rsid w:val="005A1449"/>
+    <w:rsid w:val="008473A7"/>
     <w:rPr>
       <w:rFonts w:eastAsiaTheme="majorEastAsia" w:cstheme="majorBidi"/>
       <w:i/>
@@ -1002,7 +1002,7 @@
     <w:link w:val="Heading5"/>
     <w:uiPriority w:val="9"/>
     <w:semiHidden/>
-    <w:rsid w:val="005A1449"/>
+    <w:rsid w:val="008473A7"/>
     <w:rPr>
       <w:rFonts w:eastAsiaTheme="majorEastAsia" w:cstheme="majorBidi"/>
       <w:color w:val="2F5496" w:themeColor="accent1" w:themeShade="BF"/>
@@ -1014,7 +1014,7 @@
     <w:link w:val="Heading6"/>
     <w:uiPriority w:val="9"/>
     <w:semiHidden/>
-    <w:rsid w:val="005A1449"/>
+    <w:rsid w:val="008473A7"/>
     <w:rPr>
       <w:rFonts w:eastAsiaTheme="majorEastAsia" w:cstheme="majorBidi"/>
       <w:i/>
@@ -1028,7 +1028,7 @@
     <w:link w:val="Heading7"/>
     <w:uiPriority w:val="9"/>
     <w:semiHidden/>
-    <w:rsid w:val="005A1449"/>
+    <w:rsid w:val="008473A7"/>
     <w:rPr>
       <w:rFonts w:eastAsiaTheme="majorEastAsia" w:cstheme="majorBidi"/>
       <w:color w:val="595959" w:themeColor="text1" w:themeTint="A6"/>
@@ -1040,7 +1040,7 @@
     <w:link w:val="Heading8"/>
     <w:uiPriority w:val="9"/>
     <w:semiHidden/>
-    <w:rsid w:val="005A1449"/>
+    <w:rsid w:val="008473A7"/>
     <w:rPr>
       <w:rFonts w:eastAsiaTheme="majorEastAsia" w:cstheme="majorBidi"/>
       <w:i/>
@@ -1054,7 +1054,7 @@
     <w:link w:val="Heading9"/>
     <w:uiPriority w:val="9"/>
     <w:semiHidden/>
-    <w:rsid w:val="005A1449"/>
+    <w:rsid w:val="008473A7"/>
     <w:rPr>
       <w:rFonts w:eastAsiaTheme="majorEastAsia" w:cstheme="majorBidi"/>
       <w:color w:val="272727" w:themeColor="text1" w:themeTint="D8"/>
@@ -1067,7 +1067,7 @@
     <w:link w:val="TitleChar"/>
     <w:uiPriority w:val="10"/>
     <w:qFormat/>
-    <w:rsid w:val="005A1449"/>
+    <w:rsid w:val="008473A7"/>
     <w:pPr>
       <w:spacing w:after="80" w:line="240" w:lineRule="auto"/>
       <w:contextualSpacing/>
@@ -1085,7 +1085,7 @@
     <w:basedOn w:val="DefaultParagraphFont"/>
     <w:link w:val="Title"/>
     <w:uiPriority w:val="10"/>
-    <w:rsid w:val="005A1449"/>
+    <w:rsid w:val="008473A7"/>
     <w:rPr>
       <w:rFonts w:asciiTheme="majorHAnsi" w:eastAsiaTheme="majorEastAsia" w:hAnsiTheme="majorHAnsi" w:cstheme="majorBidi"/>
       <w:spacing w:val="-10"/>
@@ -1101,7 +1101,7 @@
     <w:link w:val="SubtitleChar"/>
     <w:uiPriority w:val="11"/>
     <w:qFormat/>
-    <w:rsid w:val="005A1449"/>
+    <w:rsid w:val="008473A7"/>
     <w:pPr>
       <w:numPr>
         <w:ilvl w:val="1"/>
@@ -1120,7 +1120,7 @@
     <w:basedOn w:val="DefaultParagraphFont"/>
     <w:link w:val="Subtitle"/>
     <w:uiPriority w:val="11"/>
-    <w:rsid w:val="005A1449"/>
+    <w:rsid w:val="008473A7"/>
     <w:rPr>
       <w:rFonts w:eastAsiaTheme="majorEastAsia" w:cstheme="majorBidi"/>
       <w:color w:val="595959" w:themeColor="text1" w:themeTint="A6"/>
@@ -1136,7 +1136,7 @@
     <w:link w:val="QuoteChar"/>
     <w:uiPriority w:val="29"/>
     <w:qFormat/>
-    <w:rsid w:val="005A1449"/>
+    <w:rsid w:val="008473A7"/>
     <w:pPr>
       <w:spacing w:before="160"/>
       <w:jc w:val="center"/>
@@ -1152,7 +1152,7 @@
     <w:basedOn w:val="DefaultParagraphFont"/>
     <w:link w:val="Quote"/>
     <w:uiPriority w:val="29"/>
-    <w:rsid w:val="005A1449"/>
+    <w:rsid w:val="008473A7"/>
     <w:rPr>
       <w:i/>
       <w:iCs/>
@@ -1164,7 +1164,7 @@
     <w:basedOn w:val="Normal"/>
     <w:uiPriority w:val="34"/>
     <w:qFormat/>
-    <w:rsid w:val="005A1449"/>
+    <w:rsid w:val="008473A7"/>
     <w:pPr>
       <w:ind w:left="720"/>
       <w:contextualSpacing/>
@@ -1175,7 +1175,7 @@
     <w:basedOn w:val="DefaultParagraphFont"/>
     <w:uiPriority w:val="21"/>
     <w:qFormat/>
-    <w:rsid w:val="005A1449"/>
+    <w:rsid w:val="008473A7"/>
     <w:rPr>
       <w:i/>
       <w:iCs/>
@@ -1189,7 +1189,7 @@
     <w:link w:val="IntenseQuoteChar"/>
     <w:uiPriority w:val="30"/>
     <w:qFormat/>
-    <w:rsid w:val="005A1449"/>
+    <w:rsid w:val="008473A7"/>
     <w:pPr>
       <w:pBdr>
         <w:top w:val="single" w:sz="4" w:space="10" w:color="2F5496" w:themeColor="accent1" w:themeShade="BF"/>
@@ -1210,7 +1210,7 @@
     <w:basedOn w:val="DefaultParagraphFont"/>
     <w:link w:val="IntenseQuote"/>
     <w:uiPriority w:val="30"/>
-    <w:rsid w:val="005A1449"/>
+    <w:rsid w:val="008473A7"/>
     <w:rPr>
       <w:i/>
       <w:iCs/>
@@ -1222,7 +1222,7 @@
     <w:basedOn w:val="DefaultParagraphFont"/>
     <w:uiPriority w:val="32"/>
     <w:qFormat/>
-    <w:rsid w:val="005A1449"/>
+    <w:rsid w:val="008473A7"/>
     <w:rPr>
       <w:b/>
       <w:bCs/>
@@ -1237,7 +1237,7 @@
     <w:uiPriority w:val="99"/>
     <w:semiHidden/>
     <w:unhideWhenUsed/>
-    <w:rsid w:val="005A1449"/>
+    <w:rsid w:val="008473A7"/>
     <w:rPr>
       <w:sz w:val="16"/>
       <w:szCs w:val="16"/>
@@ -1250,7 +1250,7 @@
     <w:uiPriority w:val="99"/>
     <w:semiHidden/>
     <w:unhideWhenUsed/>
-    <w:rsid w:val="005A1449"/>
+    <w:rsid w:val="008473A7"/>
     <w:pPr>
       <w:spacing w:line="240" w:lineRule="auto"/>
     </w:pPr>
@@ -1265,7 +1265,7 @@
     <w:link w:val="CommentText"/>
     <w:uiPriority w:val="99"/>
     <w:semiHidden/>
-    <w:rsid w:val="005A1449"/>
+    <w:rsid w:val="008473A7"/>
     <w:rPr>
       <w:sz w:val="20"/>
       <w:szCs w:val="20"/>
@@ -1279,7 +1279,7 @@
     <w:uiPriority w:val="99"/>
     <w:semiHidden/>
     <w:unhideWhenUsed/>
-    <w:rsid w:val="005A1449"/>
+    <w:rsid w:val="008473A7"/>
     <w:rPr>
       <w:b/>
       <w:bCs/>
@@ -1291,7 +1291,7 @@
     <w:link w:val="CommentSubject"/>
     <w:uiPriority w:val="99"/>
     <w:semiHidden/>
-    <w:rsid w:val="005A1449"/>
+    <w:rsid w:val="008473A7"/>
     <w:rPr>
       <w:b/>
       <w:bCs/>
@@ -1306,7 +1306,7 @@
     <w:uiPriority w:val="99"/>
     <w:semiHidden/>
     <w:unhideWhenUsed/>
-    <w:rsid w:val="005A1449"/>
+    <w:rsid w:val="008473A7"/>
     <w:pPr>
       <w:spacing w:after="0" w:line="240" w:lineRule="auto"/>
     </w:pPr>
@@ -1321,7 +1321,7 @@
     <w:link w:val="FootnoteText"/>
     <w:uiPriority w:val="99"/>
     <w:semiHidden/>
-    <w:rsid w:val="005A1449"/>
+    <w:rsid w:val="008473A7"/>
     <w:rPr>
       <w:sz w:val="20"/>
       <w:szCs w:val="20"/>
@@ -1333,7 +1333,7 @@
     <w:uiPriority w:val="99"/>
     <w:semiHidden/>
     <w:unhideWhenUsed/>
-    <w:rsid w:val="005A1449"/>
+    <w:rsid w:val="008473A7"/>
     <w:rPr>
       <w:vertAlign w:val="superscript"/>
     </w:rPr>
@@ -1344,7 +1344,7 @@
     <w:link w:val="HeaderChar"/>
     <w:uiPriority w:val="99"/>
     <w:unhideWhenUsed/>
-    <w:rsid w:val="005A1449"/>
+    <w:rsid w:val="008473A7"/>
     <w:pPr>
       <w:tabs>
         <w:tab w:val="center" w:pos="4513"/>
@@ -1358,7 +1358,7 @@
     <w:basedOn w:val="DefaultParagraphFont"/>
     <w:link w:val="Header"/>
     <w:uiPriority w:val="99"/>
-    <w:rsid w:val="005A1449"/>
+    <w:rsid w:val="008473A7"/>
   </w:style>
   <w:style w:type="paragraph" w:styleId="Footer">
     <w:name w:val="footer"/>
@@ -1366,7 +1366,7 @@
     <w:link w:val="FooterChar"/>
     <w:uiPriority w:val="99"/>
     <w:unhideWhenUsed/>
-    <w:rsid w:val="005A1449"/>
+    <w:rsid w:val="008473A7"/>
     <w:pPr>
       <w:tabs>
         <w:tab w:val="center" w:pos="4513"/>
@@ -1380,7 +1380,7 @@
     <w:basedOn w:val="DefaultParagraphFont"/>
     <w:link w:val="Footer"/>
     <w:uiPriority w:val="99"/>
-    <w:rsid w:val="005A1449"/>
+    <w:rsid w:val="008473A7"/>
   </w:style>
 </w:styles>
 </file>
